--- a/public/files/resident-registration-request/resident-registration-request.docx
+++ b/public/files/resident-registration-request/resident-registration-request.docx
@@ -4,7 +4,7 @@
   <w:body>
     <w:p>
       <w:pPr>
-        <w:spacing w:after="34" w:before="0" w:line="312" w:lineRule="auto"/>
+        <w:spacing w:after="40" w:before="0" w:line="312" w:lineRule="auto"/>
         <w:jc w:val="center"/>
       </w:pPr>
       <w:r>
@@ -19,7 +19,7 @@
     </w:p>
     <w:p>
       <w:pPr>
-        <w:spacing w:after="85" w:before="0" w:line="312" w:lineRule="auto"/>
+        <w:spacing w:after="100" w:before="0" w:line="312" w:lineRule="auto"/>
         <w:jc w:val="left"/>
         <w:pBdr>
           <w:bottom w:val="single" w:sz="14" w:space="2" w:color="24384F"/>
@@ -35,7 +35,7 @@
     </w:p>
     <w:p>
       <w:pPr>
-        <w:spacing w:after="34" w:before="68" w:line="312" w:lineRule="auto"/>
+        <w:spacing w:after="40" w:before="80" w:line="312" w:lineRule="auto"/>
         <w:jc w:val="left"/>
         <w:pBdr>
           <w:bottom w:val="single" w:sz="6" w:space="2" w:color="C9D2DD"/>
@@ -76,7 +76,7 @@
       </w:tblGrid>
       <w:tr>
         <w:trPr>
-          <w:trHeight w:val="385" w:hRule="atLeast"/>
+          <w:trHeight w:val="453" w:hRule="atLeast"/>
         </w:trPr>
         <w:tc>
           <w:tcPr>
@@ -191,7 +191,7 @@
       </w:tr>
       <w:tr>
         <w:trPr>
-          <w:trHeight w:val="385" w:hRule="atLeast"/>
+          <w:trHeight w:val="453" w:hRule="atLeast"/>
         </w:trPr>
         <w:tc>
           <w:tcPr>
@@ -252,7 +252,7 @@
       </w:tr>
       <w:tr>
         <w:trPr>
-          <w:trHeight w:val="385" w:hRule="atLeast"/>
+          <w:trHeight w:val="453" w:hRule="atLeast"/>
         </w:trPr>
         <w:tc>
           <w:tcPr>
@@ -369,7 +369,7 @@
     </w:tbl>
     <w:p>
       <w:pPr>
-        <w:spacing w:after="34" w:before="0" w:line="312" w:lineRule="auto"/>
+        <w:spacing w:after="40" w:before="0" w:line="312" w:lineRule="auto"/>
         <w:jc w:val="left"/>
       </w:pPr>
       <w:r>
@@ -382,7 +382,7 @@
     </w:p>
     <w:p>
       <w:pPr>
-        <w:spacing w:after="34" w:before="68" w:line="312" w:lineRule="auto"/>
+        <w:spacing w:after="40" w:before="80" w:line="312" w:lineRule="auto"/>
         <w:jc w:val="left"/>
         <w:pBdr>
           <w:bottom w:val="single" w:sz="6" w:space="2" w:color="C9D2DD"/>
@@ -423,7 +423,7 @@
       </w:tblGrid>
       <w:tr>
         <w:trPr>
-          <w:trHeight w:val="385" w:hRule="atLeast"/>
+          <w:trHeight w:val="453" w:hRule="atLeast"/>
         </w:trPr>
         <w:tc>
           <w:tcPr>
@@ -538,7 +538,7 @@
       </w:tr>
       <w:tr>
         <w:trPr>
-          <w:trHeight w:val="385" w:hRule="atLeast"/>
+          <w:trHeight w:val="453" w:hRule="atLeast"/>
         </w:trPr>
         <w:tc>
           <w:tcPr>
@@ -599,7 +599,7 @@
       </w:tr>
       <w:tr>
         <w:trPr>
-          <w:trHeight w:val="385" w:hRule="atLeast"/>
+          <w:trHeight w:val="453" w:hRule="atLeast"/>
         </w:trPr>
         <w:tc>
           <w:tcPr>
@@ -715,7 +715,7 @@
     </w:tbl>
     <w:p>
       <w:pPr>
-        <w:spacing w:after="34" w:before="0" w:line="312" w:lineRule="auto"/>
+        <w:spacing w:after="40" w:before="0" w:line="312" w:lineRule="auto"/>
         <w:jc w:val="left"/>
       </w:pPr>
       <w:r>
@@ -728,7 +728,7 @@
     </w:p>
     <w:p>
       <w:pPr>
-        <w:spacing w:after="34" w:before="68" w:line="312" w:lineRule="auto"/>
+        <w:spacing w:after="40" w:before="80" w:line="312" w:lineRule="auto"/>
         <w:jc w:val="left"/>
         <w:pBdr>
           <w:bottom w:val="single" w:sz="6" w:space="2" w:color="C9D2DD"/>
@@ -770,7 +770,7 @@
       </w:tblGrid>
       <w:tr>
         <w:trPr>
-          <w:trHeight w:val="385" w:hRule="atLeast"/>
+          <w:trHeight w:val="453" w:hRule="atLeast"/>
         </w:trPr>
         <w:tc>
           <w:tcPr>
@@ -920,7 +920,7 @@
       </w:tr>
       <w:tr>
         <w:trPr>
-          <w:trHeight w:val="385" w:hRule="atLeast"/>
+          <w:trHeight w:val="453" w:hRule="atLeast"/>
         </w:trPr>
         <w:tc>
           <w:tcPr>
@@ -936,7 +936,7 @@
           <w:p>
             <w:pPr>
               <w:spacing w:after="0" w:line="312" w:lineRule="auto"/>
-              <w:jc w:val="left"/>
+              <w:jc w:val="center"/>
             </w:pPr>
             <w:r/>
             <w:r>
@@ -962,7 +962,7 @@
           <w:p>
             <w:pPr>
               <w:spacing w:after="0" w:line="312" w:lineRule="auto"/>
-              <w:jc w:val="left"/>
+              <w:jc w:val="center"/>
             </w:pPr>
             <w:r/>
             <w:r>
@@ -988,7 +988,7 @@
           <w:p>
             <w:pPr>
               <w:spacing w:after="0" w:line="312" w:lineRule="auto"/>
-              <w:jc w:val="left"/>
+              <w:jc w:val="center"/>
             </w:pPr>
             <w:r/>
             <w:r>
@@ -1014,7 +1014,7 @@
           <w:p>
             <w:pPr>
               <w:spacing w:after="0" w:line="312" w:lineRule="auto"/>
-              <w:jc w:val="left"/>
+              <w:jc w:val="center"/>
             </w:pPr>
             <w:r/>
             <w:r>
@@ -1040,7 +1040,7 @@
           <w:p>
             <w:pPr>
               <w:spacing w:after="0" w:line="312" w:lineRule="auto"/>
-              <w:jc w:val="left"/>
+              <w:jc w:val="center"/>
             </w:pPr>
             <w:r/>
             <w:r>
@@ -1055,7 +1055,7 @@
       </w:tr>
       <w:tr>
         <w:trPr>
-          <w:trHeight w:val="385" w:hRule="atLeast"/>
+          <w:trHeight w:val="453" w:hRule="atLeast"/>
         </w:trPr>
         <w:tc>
           <w:tcPr>
@@ -1071,7 +1071,7 @@
           <w:p>
             <w:pPr>
               <w:spacing w:after="0" w:line="312" w:lineRule="auto"/>
-              <w:jc w:val="left"/>
+              <w:jc w:val="center"/>
             </w:pPr>
             <w:r/>
             <w:r>
@@ -1097,7 +1097,7 @@
           <w:p>
             <w:pPr>
               <w:spacing w:after="0" w:line="312" w:lineRule="auto"/>
-              <w:jc w:val="left"/>
+              <w:jc w:val="center"/>
             </w:pPr>
             <w:r/>
             <w:r>
@@ -1123,7 +1123,7 @@
           <w:p>
             <w:pPr>
               <w:spacing w:after="0" w:line="312" w:lineRule="auto"/>
-              <w:jc w:val="left"/>
+              <w:jc w:val="center"/>
             </w:pPr>
             <w:r/>
             <w:r>
@@ -1149,7 +1149,7 @@
           <w:p>
             <w:pPr>
               <w:spacing w:after="0" w:line="312" w:lineRule="auto"/>
-              <w:jc w:val="left"/>
+              <w:jc w:val="center"/>
             </w:pPr>
             <w:r/>
             <w:r>
@@ -1175,7 +1175,7 @@
           <w:p>
             <w:pPr>
               <w:spacing w:after="0" w:line="312" w:lineRule="auto"/>
-              <w:jc w:val="left"/>
+              <w:jc w:val="center"/>
             </w:pPr>
             <w:r/>
             <w:r>
@@ -1190,7 +1190,7 @@
       </w:tr>
       <w:tr>
         <w:trPr>
-          <w:trHeight w:val="385" w:hRule="atLeast"/>
+          <w:trHeight w:val="453" w:hRule="atLeast"/>
         </w:trPr>
         <w:tc>
           <w:tcPr>
@@ -1206,7 +1206,7 @@
           <w:p>
             <w:pPr>
               <w:spacing w:after="0" w:line="312" w:lineRule="auto"/>
-              <w:jc w:val="left"/>
+              <w:jc w:val="center"/>
             </w:pPr>
             <w:r/>
             <w:r>
@@ -1232,7 +1232,7 @@
           <w:p>
             <w:pPr>
               <w:spacing w:after="0" w:line="312" w:lineRule="auto"/>
-              <w:jc w:val="left"/>
+              <w:jc w:val="center"/>
             </w:pPr>
             <w:r/>
             <w:r>
@@ -1258,7 +1258,7 @@
           <w:p>
             <w:pPr>
               <w:spacing w:after="0" w:line="312" w:lineRule="auto"/>
-              <w:jc w:val="left"/>
+              <w:jc w:val="center"/>
             </w:pPr>
             <w:r/>
             <w:r>
@@ -1284,7 +1284,7 @@
           <w:p>
             <w:pPr>
               <w:spacing w:after="0" w:line="312" w:lineRule="auto"/>
-              <w:jc w:val="left"/>
+              <w:jc w:val="center"/>
             </w:pPr>
             <w:r/>
             <w:r>
@@ -1310,7 +1310,7 @@
           <w:p>
             <w:pPr>
               <w:spacing w:after="0" w:line="312" w:lineRule="auto"/>
-              <w:jc w:val="left"/>
+              <w:jc w:val="center"/>
             </w:pPr>
             <w:r/>
             <w:r>
@@ -1325,7 +1325,7 @@
       </w:tr>
       <w:tr>
         <w:trPr>
-          <w:trHeight w:val="385" w:hRule="atLeast"/>
+          <w:trHeight w:val="453" w:hRule="atLeast"/>
         </w:trPr>
         <w:tc>
           <w:tcPr>
@@ -1341,7 +1341,7 @@
           <w:p>
             <w:pPr>
               <w:spacing w:after="0" w:line="312" w:lineRule="auto"/>
-              <w:jc w:val="left"/>
+              <w:jc w:val="center"/>
             </w:pPr>
             <w:r/>
             <w:r>
@@ -1367,7 +1367,7 @@
           <w:p>
             <w:pPr>
               <w:spacing w:after="0" w:line="312" w:lineRule="auto"/>
-              <w:jc w:val="left"/>
+              <w:jc w:val="center"/>
             </w:pPr>
             <w:r/>
             <w:r>
@@ -1393,7 +1393,7 @@
           <w:p>
             <w:pPr>
               <w:spacing w:after="0" w:line="312" w:lineRule="auto"/>
-              <w:jc w:val="left"/>
+              <w:jc w:val="center"/>
             </w:pPr>
             <w:r/>
             <w:r>
@@ -1419,7 +1419,7 @@
           <w:p>
             <w:pPr>
               <w:spacing w:after="0" w:line="312" w:lineRule="auto"/>
-              <w:jc w:val="left"/>
+              <w:jc w:val="center"/>
             </w:pPr>
             <w:r/>
             <w:r>
@@ -1445,7 +1445,7 @@
           <w:p>
             <w:pPr>
               <w:spacing w:after="0" w:line="312" w:lineRule="auto"/>
-              <w:jc w:val="left"/>
+              <w:jc w:val="center"/>
             </w:pPr>
             <w:r/>
             <w:r>
@@ -1460,7 +1460,7 @@
       </w:tr>
       <w:tr>
         <w:trPr>
-          <w:trHeight w:val="385" w:hRule="atLeast"/>
+          <w:trHeight w:val="453" w:hRule="atLeast"/>
         </w:trPr>
         <w:tc>
           <w:tcPr>
@@ -1476,7 +1476,7 @@
           <w:p>
             <w:pPr>
               <w:spacing w:after="0" w:line="312" w:lineRule="auto"/>
-              <w:jc w:val="left"/>
+              <w:jc w:val="center"/>
             </w:pPr>
             <w:r/>
             <w:r>
@@ -1502,7 +1502,7 @@
           <w:p>
             <w:pPr>
               <w:spacing w:after="0" w:line="312" w:lineRule="auto"/>
-              <w:jc w:val="left"/>
+              <w:jc w:val="center"/>
             </w:pPr>
             <w:r/>
             <w:r>
@@ -1528,7 +1528,7 @@
           <w:p>
             <w:pPr>
               <w:spacing w:after="0" w:line="312" w:lineRule="auto"/>
-              <w:jc w:val="left"/>
+              <w:jc w:val="center"/>
             </w:pPr>
             <w:r/>
             <w:r>
@@ -1554,7 +1554,7 @@
           <w:p>
             <w:pPr>
               <w:spacing w:after="0" w:line="312" w:lineRule="auto"/>
-              <w:jc w:val="left"/>
+              <w:jc w:val="center"/>
             </w:pPr>
             <w:r/>
             <w:r>
@@ -1580,7 +1580,7 @@
           <w:p>
             <w:pPr>
               <w:spacing w:after="0" w:line="312" w:lineRule="auto"/>
-              <w:jc w:val="left"/>
+              <w:jc w:val="center"/>
             </w:pPr>
             <w:r/>
             <w:r>
@@ -1596,7 +1596,7 @@
     </w:tbl>
     <w:p>
       <w:pPr>
-        <w:spacing w:after="34" w:before="0" w:line="312" w:lineRule="auto"/>
+        <w:spacing w:after="40" w:before="0" w:line="312" w:lineRule="auto"/>
         <w:jc w:val="left"/>
       </w:pPr>
       <w:r>
@@ -1623,7 +1623,7 @@
       </w:tblGrid>
       <w:tr>
         <w:trPr>
-          <w:trHeight w:val="385" w:hRule="atLeast"/>
+          <w:trHeight w:val="453" w:hRule="atLeast"/>
         </w:trPr>
         <w:tc>
           <w:tcPr>
@@ -1740,7 +1740,7 @@
       </w:tr>
       <w:tr>
         <w:trPr>
-          <w:trHeight w:val="385" w:hRule="atLeast"/>
+          <w:trHeight w:val="453" w:hRule="atLeast"/>
         </w:trPr>
         <w:tc>
           <w:tcPr>
@@ -1858,7 +1858,7 @@
     </w:tbl>
     <w:p>
       <w:pPr>
-        <w:spacing w:after="34" w:before="0" w:line="312" w:lineRule="auto"/>
+        <w:spacing w:after="40" w:before="0" w:line="312" w:lineRule="auto"/>
         <w:jc w:val="left"/>
       </w:pPr>
       <w:r>
@@ -1871,7 +1871,7 @@
     </w:p>
     <w:p>
       <w:pPr>
-        <w:spacing w:after="34" w:before="68" w:line="312" w:lineRule="auto"/>
+        <w:spacing w:after="40" w:before="80" w:line="312" w:lineRule="auto"/>
         <w:jc w:val="left"/>
         <w:pBdr>
           <w:bottom w:val="single" w:sz="6" w:space="2" w:color="C9D2DD"/>
@@ -1912,7 +1912,7 @@
       </w:tblGrid>
       <w:tr>
         <w:trPr>
-          <w:trHeight w:val="385" w:hRule="atLeast"/>
+          <w:trHeight w:val="453" w:hRule="atLeast"/>
         </w:trPr>
         <w:tc>
           <w:tcPr>
@@ -2027,7 +2027,7 @@
       </w:tr>
       <w:tr>
         <w:trPr>
-          <w:trHeight w:val="385" w:hRule="atLeast"/>
+          <w:trHeight w:val="453" w:hRule="atLeast"/>
         </w:trPr>
         <w:tc>
           <w:tcPr>
@@ -2088,7 +2088,7 @@
       </w:tr>
       <w:tr>
         <w:trPr>
-          <w:trHeight w:val="385" w:hRule="atLeast"/>
+          <w:trHeight w:val="453" w:hRule="atLeast"/>
         </w:trPr>
         <w:tc>
           <w:tcPr>
@@ -2204,7 +2204,7 @@
     </w:tbl>
     <w:p>
       <w:pPr>
-        <w:spacing w:after="34" w:before="0" w:line="312" w:lineRule="auto"/>
+        <w:spacing w:after="40" w:before="0" w:line="312" w:lineRule="auto"/>
         <w:jc w:val="left"/>
       </w:pPr>
       <w:r>
@@ -2217,7 +2217,7 @@
     </w:p>
     <w:p>
       <w:pPr>
-        <w:spacing w:after="68" w:before="0" w:line="312" w:lineRule="auto"/>
+        <w:spacing w:after="80" w:before="0" w:line="312" w:lineRule="auto"/>
         <w:jc w:val="center"/>
       </w:pPr>
       <w:r>
@@ -2231,7 +2231,7 @@
     </w:p>
     <w:p>
       <w:pPr>
-        <w:spacing w:after="68" w:before="68" w:line="312" w:lineRule="auto"/>
+        <w:spacing w:after="80" w:before="80" w:line="312" w:lineRule="auto"/>
         <w:jc w:val="center"/>
       </w:pPr>
       <w:r>
@@ -2245,7 +2245,7 @@
     </w:p>
     <w:p>
       <w:pPr>
-        <w:spacing w:after="68" w:before="0" w:line="312" w:lineRule="auto"/>
+        <w:spacing w:after="80" w:before="0" w:line="312" w:lineRule="auto"/>
         <w:jc w:val="right"/>
       </w:pPr>
       <w:r>
@@ -2259,7 +2259,7 @@
     </w:p>
     <w:p>
       <w:pPr>
-        <w:spacing w:after="68" w:before="0" w:line="312" w:lineRule="auto"/>
+        <w:spacing w:after="80" w:before="0" w:line="312" w:lineRule="auto"/>
         <w:jc w:val="left"/>
       </w:pPr>
       <w:r>
@@ -2272,7 +2272,7 @@
     </w:p>
     <w:p>
       <w:pPr>
-        <w:spacing w:after="68" w:before="0" w:line="312" w:lineRule="auto"/>
+        <w:spacing w:after="80" w:before="0" w:line="312" w:lineRule="auto"/>
         <w:jc w:val="center"/>
       </w:pPr>
       <w:r>
@@ -2286,7 +2286,7 @@
     </w:p>
     <w:p>
       <w:pPr>
-        <w:spacing w:after="0" w:before="51" w:line="312" w:lineRule="auto"/>
+        <w:spacing w:after="0" w:before="60" w:line="312" w:lineRule="auto"/>
         <w:jc w:val="left"/>
       </w:pPr>
       <w:r>
